--- a/public/templates/command-center/Aurixa_Property_Due_Diligence_Report_SAMPLE.docx
+++ b/public/templates/command-center/Aurixa_Property_Due_Diligence_Report_SAMPLE.docx
@@ -448,7 +448,7 @@
         <w:keepLines/>
         <w:pageBreakBefore w:val="0"/>
         <w:widowControl w:val="1"/>
-        <w:spacing w:before="0" w:after="0" w:line="160" w:lineRule="exact"/>
+        <w:spacing w:before="0" w:after="0" w:line="3912" w:lineRule="exact"/>
       </w:pPr>
       <w:r>
         <w:rPr>
@@ -503,7 +503,7 @@
           </w:tcPr>
           <w:p>
             <w:pPr>
-              <w:keepNext w:val="0"/>
+              <w:keepNext/>
               <w:keepLines/>
               <w:pageBreakBefore w:val="0"/>
               <w:widowControl w:val="1"/>
@@ -544,7 +544,7 @@
           </w:tcPr>
           <w:p>
             <w:pPr>
-              <w:keepNext w:val="0"/>
+              <w:keepNext/>
               <w:keepLines/>
               <w:pageBreakBefore w:val="0"/>
               <w:widowControl w:val="1"/>
@@ -583,7 +583,7 @@
           </w:tcPr>
           <w:p>
             <w:pPr>
-              <w:keepNext w:val="0"/>
+              <w:keepNext/>
               <w:keepLines/>
               <w:pageBreakBefore w:val="0"/>
               <w:widowControl w:val="1"/>
@@ -624,7 +624,7 @@
           </w:tcPr>
           <w:p>
             <w:pPr>
-              <w:keepNext w:val="0"/>
+              <w:keepNext/>
               <w:keepLines/>
               <w:pageBreakBefore w:val="0"/>
               <w:widowControl w:val="1"/>
@@ -669,7 +669,7 @@
           </w:tcPr>
           <w:p>
             <w:pPr>
-              <w:keepNext w:val="0"/>
+              <w:keepNext/>
               <w:keepLines/>
               <w:pageBreakBefore w:val="0"/>
               <w:widowControl w:val="1"/>
@@ -710,7 +710,7 @@
           </w:tcPr>
           <w:p>
             <w:pPr>
-              <w:keepNext w:val="0"/>
+              <w:keepNext/>
               <w:keepLines/>
               <w:pageBreakBefore w:val="0"/>
               <w:widowControl w:val="1"/>
@@ -749,7 +749,7 @@
           </w:tcPr>
           <w:p>
             <w:pPr>
-              <w:keepNext w:val="0"/>
+              <w:keepNext/>
               <w:keepLines/>
               <w:pageBreakBefore w:val="0"/>
               <w:widowControl w:val="1"/>
@@ -790,7 +790,7 @@
           </w:tcPr>
           <w:p>
             <w:pPr>
-              <w:keepNext w:val="0"/>
+              <w:keepNext/>
               <w:keepLines/>
               <w:pageBreakBefore w:val="0"/>
               <w:widowControl w:val="1"/>
@@ -979,21 +979,9 @@
     </w:tbl>
     <w:p>
       <w:pPr>
-        <w:keepNext w:val="0"/>
-        <w:keepLines/>
-        <w:pageBreakBefore w:val="0"/>
-        <w:widowControl w:val="1"/>
-        <w:spacing w:before="0" w:after="0"/>
-      </w:pPr>
-      <w:r>
-        <w:br w:type="page"/>
-      </w:r>
-    </w:p>
-    <w:p>
-      <w:pPr>
         <w:keepNext/>
         <w:keepLines/>
-        <w:pageBreakBefore w:val="0"/>
+        <w:pageBreakBefore w:val="1"/>
         <w:widowControl w:val="1"/>
         <w:spacing w:before="0" w:after="60"/>
       </w:pPr>
@@ -1450,21 +1438,9 @@
     </w:p>
     <w:p>
       <w:pPr>
-        <w:keepNext w:val="0"/>
-        <w:keepLines/>
-        <w:pageBreakBefore w:val="0"/>
-        <w:widowControl w:val="1"/>
-        <w:spacing w:before="0" w:after="0"/>
-      </w:pPr>
-      <w:r>
-        <w:br w:type="page"/>
-      </w:r>
-    </w:p>
-    <w:p>
-      <w:pPr>
         <w:keepNext/>
         <w:keepLines/>
-        <w:pageBreakBefore w:val="0"/>
+        <w:pageBreakBefore w:val="1"/>
         <w:widowControl w:val="1"/>
         <w:spacing w:before="0" w:after="60"/>
       </w:pPr>
@@ -2318,18 +2294,6 @@
         </w:tc>
       </w:tr>
     </w:tbl>
-    <w:p>
-      <w:pPr>
-        <w:keepNext w:val="0"/>
-        <w:keepLines/>
-        <w:pageBreakBefore w:val="0"/>
-        <w:widowControl w:val="1"/>
-        <w:spacing w:before="0" w:after="0"/>
-      </w:pPr>
-      <w:r>
-        <w:br w:type="page"/>
-      </w:r>
-    </w:p>
     <w:p>
       <w:pPr>
         <w:keepNext/>
@@ -6535,18 +6499,6 @@
     </w:tbl>
     <w:p>
       <w:pPr>
-        <w:keepNext w:val="0"/>
-        <w:keepLines/>
-        <w:pageBreakBefore w:val="0"/>
-        <w:widowControl w:val="1"/>
-        <w:spacing w:before="0" w:after="0"/>
-      </w:pPr>
-      <w:r>
-        <w:br w:type="page"/>
-      </w:r>
-    </w:p>
-    <w:p>
-      <w:pPr>
         <w:keepNext/>
         <w:keepLines/>
         <w:pageBreakBefore w:val="0"/>
@@ -9269,18 +9221,6 @@
         </w:tc>
       </w:tr>
     </w:tbl>
-    <w:p>
-      <w:pPr>
-        <w:keepNext w:val="0"/>
-        <w:keepLines/>
-        <w:pageBreakBefore w:val="0"/>
-        <w:widowControl w:val="1"/>
-        <w:spacing w:before="0" w:after="0"/>
-      </w:pPr>
-      <w:r>
-        <w:br w:type="page"/>
-      </w:r>
-    </w:p>
     <w:p>
       <w:pPr>
         <w:keepNext/>
@@ -12448,18 +12388,6 @@
     </w:tbl>
     <w:p>
       <w:pPr>
-        <w:keepNext w:val="0"/>
-        <w:keepLines/>
-        <w:pageBreakBefore w:val="0"/>
-        <w:widowControl w:val="1"/>
-        <w:spacing w:before="0" w:after="0"/>
-      </w:pPr>
-      <w:r>
-        <w:br w:type="page"/>
-      </w:r>
-    </w:p>
-    <w:p>
-      <w:pPr>
         <w:keepNext/>
         <w:keepLines/>
         <w:pageBreakBefore w:val="0"/>
@@ -14944,21 +14872,9 @@
     </w:tbl>
     <w:p>
       <w:pPr>
-        <w:keepNext w:val="0"/>
-        <w:keepLines/>
-        <w:pageBreakBefore w:val="0"/>
-        <w:widowControl w:val="1"/>
-        <w:spacing w:before="0" w:after="0"/>
-      </w:pPr>
-      <w:r>
-        <w:br w:type="page"/>
-      </w:r>
-    </w:p>
-    <w:p>
-      <w:pPr>
         <w:keepNext/>
         <w:keepLines/>
-        <w:pageBreakBefore w:val="0"/>
+        <w:pageBreakBefore w:val="1"/>
         <w:widowControl w:val="1"/>
         <w:spacing w:before="0" w:after="80"/>
       </w:pPr>
@@ -16493,21 +16409,9 @@
     </w:tbl>
     <w:p>
       <w:pPr>
-        <w:keepNext w:val="0"/>
-        <w:keepLines/>
-        <w:pageBreakBefore w:val="0"/>
-        <w:widowControl w:val="1"/>
-        <w:spacing w:before="0" w:after="0"/>
-      </w:pPr>
-      <w:r>
-        <w:br w:type="page"/>
-      </w:r>
-    </w:p>
-    <w:p>
-      <w:pPr>
         <w:keepNext/>
         <w:keepLines/>
-        <w:pageBreakBefore w:val="0"/>
+        <w:pageBreakBefore w:val="1"/>
         <w:widowControl w:val="1"/>
         <w:spacing w:before="0" w:after="60"/>
       </w:pPr>
